--- a/CMA_B1_Ch10_AnswerKeys.docx
+++ b/CMA_B1_Ch10_AnswerKeys.docx
@@ -27,7 +27,7 @@
           <w:sz w:val="20"/>
           <w:szCs w:val="20"/>
         </w:rPr>
-        <w:t xml:space="preserve">Section 10.1 · Long-Lived Assets: Depreciation, Disposal and Impairment · 31 items · keep this sheet separate from the handout</w:t>
+        <w:t xml:space="preserve">The cost of property, plant and equipment · Long-Lived Assets: Depreciation, Disposal and Impairment · 31 items · keep this sheet separate from the handout</w:t>
       </w:r>
     </w:p>
     <w:tbl>
@@ -1829,7 +1829,7 @@
           <w:sz w:val="20"/>
           <w:szCs w:val="20"/>
         </w:rPr>
-        <w:t xml:space="preserve">Section 10.2 · Long-Lived Assets: Depreciation, Disposal and Impairment · 32 items · keep this sheet separate from the handout</w:t>
+        <w:t xml:space="preserve">Depreciation methods and their effects · Long-Lived Assets: Depreciation, Disposal and Impairment · 32 items · keep this sheet separate from the handout</w:t>
       </w:r>
     </w:p>
     <w:tbl>
@@ -3746,7 +3746,7 @@
           <w:sz w:val="20"/>
           <w:szCs w:val="20"/>
         </w:rPr>
-        <w:t xml:space="preserve">Sections 10.4, 10.5 · Long-Lived Assets: Depreciation, Disposal and Impairment · 36 items · keep this sheet separate from the handout</w:t>
+        <w:t xml:space="preserve">Disposal of fixed assets · and 1 more section · Long-Lived Assets: Depreciation, Disposal and Impairment · 36 items · keep this sheet separate from the handout</w:t>
       </w:r>
     </w:p>
     <w:tbl>
@@ -5788,7 +5788,7 @@
           <w:sz w:val="20"/>
           <w:szCs w:val="20"/>
         </w:rPr>
-        <w:t xml:space="preserve">Section 10.5 · Long-Lived Assets: Depreciation, Disposal and Impairment · 37 items · keep this sheet separate from the handout</w:t>
+        <w:t xml:space="preserve">Impairment of long-lived assets, intangibles and goodwill · part 2 · Long-Lived Assets: Depreciation, Disposal and Impairment · 37 items · keep this sheet separate from the handout</w:t>
       </w:r>
     </w:p>
     <w:tbl>
